--- a/중국어_대화문/2부_docx/2부_12화_함께_켜는_등.docx
+++ b/중국어_대화문/2부_docx/2부_12화_함께_켜는_등.docx
@@ -18,7 +18,7 @@
         <w:t>등장인물:</w:t>
       </w:r>
       <w:r>
-        <w:t xml:space="preserve"> 쑤민 苏敏(30세, 明灯法律援助中心 변호사) / 선즈위안 沈知远(29세, 같은 센터 변호사) / 리위퉁 李雨彤(22세, 北原政法学院 4학년, 센터 자원활동가) / 메이뤄란 梅若兰(60대 후반, 退休 律师协会 서기, 센터 고문) / 거창린 葛长林(72세, 시계 수리공, 센터 앞 수리 좌판) / 두젠핑 杜建平(44세, 槐荫派出所 社区民警) / 커팅웨 柯庭岳(52세, 长川市委政法委书记) / 뤄 비서 罗秘书(柯庭岳의 비서) / 중 사장 钟老板(55세, 건물주 겸 부동산 중개) / 마 아주머니 马婶(油条 노점) / 루 할머니 卢奶奶(78세) / 류팅 刘婷(20세, 北原大学 化学系, 자원활동가) / 신입 자원활동가 小郑·小孟(대학생) / 선궈칭 沈国庆(전화) / 쑤민의 어머니 苏母(전화)</w:t>
+        <w:t xml:space="preserve"> 쑤민 苏敏(30세, 明灯法律援助中心 변호사) / 선즈위안 沈知远(29세, 같은 센터 변호사) / 리위퉁 李雨彤(22세, 北原政法学院 4학년, 센터 자원활동가) / 메이뤄란 梅若兰(60대 후반, 退休 律师协会 서기, 센터 고문) / 거창린 葛长林(72세, 시계 수리공, 센터 앞 수리 좌판) / 두젠핑 杜建平(44세, 槐荫派出所 社区民警) / 커팅웨 柯庭岳(52세, 长川市委政法委书记) / 뤄 비서 罗秘书(柯庭岳의 비서) / 중 사장 钟老板(55세, 건물주 겸 부동산 중개) / 마 아주머니 马婶(油条 노점) / 루 할머니 卢奶奶(78세) / 류팅 刘婷(20세, 北原大学 化学系, 자원활동가) / 신입 자원활동가 小郑·小孟(대학생) / 쑤민의 어머니 苏母(전화)</w:t>
       </w:r>
     </w:p>
     <w:p>
@@ -75,7 +75,7 @@
         <w:t>李雨彤:</w:t>
       </w:r>
       <w:r>
-        <w:t xml:space="preserve"> 规矩说的。“先喝杯茶，再说事”，我昨天夜里把登记簿翻来覆去看，发现第一栏是“姓名”，不是“茶”。</w:t>
+        <w:t xml:space="preserve"> 规矩上不是这么说的吗？“先喝杯茶，再说事”，我昨天夜里把登记簿翻来覆去看，发现第一栏是“姓名”，不是“茶”。</w:t>
       </w:r>
     </w:p>
     <w:p>
@@ -119,7 +119,7 @@
         <w:t>李雨彤:</w:t>
       </w:r>
       <w:r>
-        <w:t xml:space="preserve"> 我妈说，三十下午的车，让我自己买票。我爸说，你们那个中心，年前还有人来吗？我说，有。</w:t>
+        <w:t xml:space="preserve"> 我妈说，除夕那天的车，让我自己买票。我爸说，你们那个中心，年前还有人来吗？我说，有。</w:t>
       </w:r>
     </w:p>
     <w:p>
@@ -163,7 +163,7 @@
         <w:t>李雨彤:</w:t>
       </w:r>
       <w:r>
-        <w:t xml:space="preserve"> (有点心虚) 我想，既然叫“自愿”，也不能谁来都收。我自己拟了三个问题。</w:t>
+        <w:t xml:space="preserve"> (有点心虚) 我想，既然是“志愿者”，也不能谁来都收。我自己拟了三个问题。</w:t>
       </w:r>
     </w:p>
     <w:p>
@@ -252,7 +252,7 @@
     </w:p>
     <w:p>
       <w:r>
-        <w:t>(十一点。葛长林的修表摊支在楼下，今天摊子上多了一盏旧黄铜马灯，擦得发亮。他用一个红布包着，一步一步爬上楼。钟老板跟在后面，肩上扛着一个梯子，嘴里不停地喘。)</w:t>
+        <w:t>(十一点。葛长林的修表摊支在楼下，今天摊子上多了一盏旧黄铜马灯，擦得发亮。他用一块红布包着，一步一步爬上楼。钟老板跟在后面，肩上扛着一个梯子，嘴里不停地喘。)</w:t>
       </w:r>
     </w:p>
     <w:p>
@@ -285,7 +285,7 @@
         <w:t>葛长林:</w:t>
       </w:r>
       <w:r>
-        <w:t xml:space="preserve"> 这个东西，得我自己拿。(把红布揭开) 这是我师父留下的马灯。一九五几年，他在厂里夜里修机器，就拿这个照。我修了一个星期，换了灯芯，加了电，能亮。</w:t>
+        <w:t xml:space="preserve"> 这个东西，得我自己拿。(把红布揭开) 这是我师父留下的马灯。一九五几年，他在厂里夜里修机器，就拿这个照。我修了一个星期，换了灯芯，还接了电，能亮。</w:t>
       </w:r>
     </w:p>
     <w:p>
@@ -307,7 +307,7 @@
         <w:t>葛长林:</w:t>
       </w:r>
       <w:r>
-        <w:t xml:space="preserve"> 不是给。是挂。(转过身指着门框上方) 挂在这个牌子下面。你们那个牌子，是我写的“明灯”两个字，没有灯，不像话。</w:t>
+        <w:t xml:space="preserve"> 不是给。是挂。(转过身指着门框上方) 挂在这个牌子下面。你们那块牌子，“明灯”两个字是我写的，牌子底下没有灯，不像话。</w:t>
       </w:r>
     </w:p>
     <w:p>
@@ -318,7 +318,7 @@
         <w:t>钟老板:</w:t>
       </w:r>
       <w:r>
-        <w:t xml:space="preserve"> (把梯子靠在门框上) 我说苏律师，我今天来可不是收房租。上个月天花板那个事，我的人修了三回，修不好，是我不对。今天我把梯子扛来，帮你们挂灯。</w:t>
+        <w:t xml:space="preserve"> (把梯子靠在门框上) 我说，苏律师，我今天来可不是收房租。上个月天花板那个事，我的人修了三回，修不好，是我不对。今天我把梯子扛来，帮你们挂灯。</w:t>
       </w:r>
     </w:p>
     <w:p>
@@ -495,7 +495,7 @@
         <w:t>苏敏:</w:t>
       </w:r>
       <w:r>
-        <w:t xml:space="preserve"> 我不同意你。我觉得拨款是真的，房租是真的，三十万也是真的。你想想，这个月邓大姐她们的法庭费，我们还要从自己口袋里垫。</w:t>
+        <w:t xml:space="preserve"> 我不这么看。拨款是真的，房租是真的，三十万也是真的。你想想，这个月邓大姐她们的诉讼费，我们还要从自己口袋里垫。</w:t>
       </w:r>
     </w:p>
     <w:p>
@@ -798,7 +798,7 @@
         <w:t>沈知远:</w:t>
       </w:r>
       <w:r>
-        <w:t xml:space="preserve"> (展开一看，一横批写着“明灯不灭”，对联是“迎门先有茶，进屋不问人”) 这……老人家什么时候写的？</w:t>
+        <w:t xml:space="preserve"> (展开一看，横批是“明灯不灭”，对联写的是“迎门先有茶，进屋不问人”) 这……老人家什么时候写的？</w:t>
       </w:r>
     </w:p>
     <w:p>
@@ -1200,7 +1200,7 @@
     </w:p>
     <w:p>
       <w:r>
-        <w:t>(很长的沉默。远处炮竹声响了一阵。柯庭岳没有说话，伸手从托盘上重新端起那杯茶，仰头把它喝完。)</w:t>
+        <w:t>(很长的沉默。远处鞭炮声响了一阵。柯庭岳没有说话，伸手从托盘上重新端起那杯茶，仰头把它喝完。)</w:t>
       </w:r>
     </w:p>
     <w:p>
@@ -1211,7 +1211,7 @@
         <w:t>柯庭岳:</w:t>
       </w:r>
       <w:r>
-        <w:t xml:space="preserve"> (把空纸杯放回去，声音很低) 茶不错。(对罗秘书) 走。</w:t>
+        <w:t xml:space="preserve"> (把空茶杯放回去，声音很低) 茶不错。(对罗秘书) 走。</w:t>
       </w:r>
     </w:p>
     <w:p>
@@ -1251,7 +1251,7 @@
         <w:t>苏敏:</w:t>
       </w:r>
       <w:r>
-        <w:t xml:space="preserve"> 婷婷，你妈包的太多了吧？</w:t>
+        <w:t xml:space="preserve"> 婷婷，你妈包得太多了吧？</w:t>
       </w:r>
     </w:p>
     <w:p>
@@ -1333,7 +1333,7 @@
         <w:t>李雨彤:</w:t>
       </w:r>
       <w:r>
-        <w:t xml:space="preserve"> (愣住) 梅老师，我……我已经二十二了，毕业就工作了——</w:t>
+        <w:t xml:space="preserve"> (愣住) 梅老师，我……我都二十二了，明年毕业就工作了——</w:t>
       </w:r>
     </w:p>
     <w:p>
@@ -1532,7 +1532,7 @@
         <w:t>马婶:</w:t>
       </w:r>
       <w:r>
-        <w:t xml:space="preserve"> 我这个，是小米粥，除夕的晚上不能吃凉的。(把保温桶放在地上) 对了，你们楼下，我今天最后一天出摊，收工了。初五开。</w:t>
+        <w:t xml:space="preserve"> 我这个，是小米粥，除夕的晚上不能吃凉的。(把保温桶放在地上) 对了，你们楼下的摊子，我今天是最后一天出摊，收工了。初五开。</w:t>
       </w:r>
     </w:p>
     <w:p>
@@ -1674,7 +1674,7 @@
         <w:t>苏母:</w:t>
       </w:r>
       <w:r>
-        <w:t xml:space="preserve"> 我知道你们那个中心，我在电视上看了，有一回，说有个女的，穿着蓝棉袄，站在法院门口。</w:t>
+        <w:t xml:space="preserve"> 我知道你们那个中心，我在电视上看到了，有一回，有个女的，穿着蓝棉袄，站在法院门口。</w:t>
       </w:r>
     </w:p>
     <w:p>
@@ -2189,7 +2189,7 @@
     </w:p>
     <w:p>
       <w:r>
-        <w:t>«一码归一码» — 한국어 해설: "그건 그것, 이건 이것". 서로 다른 일을 뒤섞지 말고 따로 따로 처리하자는 뜻의 구어. 梅若兰이 '보조금(补贴)은 보조금일 뿐 조건부 지원금과 다르다'고 구분할 때(장면 3, 苏敏·沈知远에게), 그리고 李雨彤에게 세뱃돈을 주며 센터의 '불수홍포' 규칙과 별개라고 말할 때(장면 6, 李雨彤에게).</w:t>
+        <w:t>«一码归一码» — 한국어 해설: "그건 그것, 이건 이것". 서로 다른 일을 뒤섞지 말고 따로 따로 처리하자는 뜻의 구어. 梅若兰이 '보조금(补贴)은 보조금일 뿐 조건부 지원금과 다르다'고 구분할 때(장면 3, 苏敏·沈知远에게), 그리고 李雨彤에게 세뱃돈을 주며 센터의 '홍바오를 받지 않는다'는 규칙과 별개라고 말할 때(장면 6, 李雨彤에게).</w:t>
       </w:r>
     </w:p>
     <w:p>

--- a/중국어_대화문/2부_docx/2부_12화_함께_켜는_등.docx
+++ b/중국어_대화문/2부_docx/2부_12화_함께_켜는_등.docx
@@ -29,7 +29,7 @@
         <w:t>배경:</w:t>
       </w:r>
       <w:r>
-        <w:t xml:space="preserve"> 2016년 2월 6일(토)부터 2월 7일(일, 除夕)까지, 春节(2월 8일) 직전. 东关街 31号 2층의 「明灯法律援助中心」은 문을 연 지 반년이 지났다. 문패 아래에 처음으로 등 하나가 걸리고, 접수대와 자원활동가 줄이 새로 생기고, 찻상에는 이 빠진 찻잔 두 개 곁에 李雨彤의 새 컵이 놓인다. 두 사람은 柯庭岳이 내민 '정식 편입' 제안에 조건부 거절과 열린 문으로 답하고, 梅若兰·葛长林·杜建平의 설 인사를 받고, 처음으로 서로의 찻잔을 맞부딪친다. 2부의 끝.</w:t>
+        <w:t xml:space="preserve"> 2016년 2월 6일(토)부터 2월 7일(일, 除夕)까지, 春节(2월 8일) 직전. 东关街 31号 2층의 「明灯法律援助中心」은 문을 연 지 반년이 지났다. 문패 아래에 처음으로 등 하나가 걸리고, 접수대와 자원활동가 줄이 새로 생기고, 찻상에는 이 빠진 찻잔 두 개 곁에 李雨彤의 흰 컵이 나란히 놓인다. 두 사람은 柯庭岳이 내민 '정식 편입' 제안에 조건부 거절과 열린 문으로 답하고, 梅若兰·葛长林·杜建平의 설 인사를 받고, 처음으로 서로의 찻잔을 맞부딪친다. 2부의 끝.</w:t>
       </w:r>
     </w:p>
     <w:p>
@@ -473,7 +473,7 @@
         <w:t>苏敏:</w:t>
       </w:r>
       <w:r>
-        <w:t xml:space="preserve"> 柯书记的条件，我再念一遍。第一，中心更名为“长川市法律援助中心明灯工作站”，纳入市里正式序列。第二，每年拨款三十万，房租、人员、办公用品都管。第三，涉及“群体性”和“敏感”的案子，先报备，由市里统一协调。</w:t>
+        <w:t xml:space="preserve"> 柯书记的条件，我再念一遍。第一，中心更名为“长川市法律援助中心明灯工作站”，纳入市里正式序列。第二，每年拨款八十万，房租、人员、办公用品都管。第三，涉及“群体性”和“敏感”的案子，先报备，由市里统一协调。</w:t>
       </w:r>
     </w:p>
     <w:p>
@@ -495,7 +495,7 @@
         <w:t>苏敏:</w:t>
       </w:r>
       <w:r>
-        <w:t xml:space="preserve"> 我不这么看。拨款是真的，房租是真的，三十万也是真的。你想想，这个月邓大姐她们的诉讼费，我们还要从自己口袋里垫。</w:t>
+        <w:t xml:space="preserve"> 我不这么看。拨款是真的，房租是真的，八十万也是真的。你想想，这个月邓大姐她们的诉讼费，我们还要从自己口袋里垫。</w:t>
       </w:r>
     </w:p>
     <w:p>
@@ -1162,7 +1162,7 @@
         <w:t>柯庭岳:</w:t>
       </w:r>
       <w:r>
-        <w:t xml:space="preserve"> (转身要走，又停下) 沈律师，上回你说，韩守义临走前，对我有一句话，只说了一半。</w:t>
+        <w:t xml:space="preserve"> (转身要走，又停下) 沈律师，上回你说，韩守义临走前，还有后半句，说是留给来喝茶的人的。</w:t>
       </w:r>
     </w:p>
     <w:p>
@@ -1333,7 +1333,7 @@
         <w:t>李雨彤:</w:t>
       </w:r>
       <w:r>
-        <w:t xml:space="preserve"> (愣住) 梅老师，我……我都二十二了，明年毕业就工作了——</w:t>
+        <w:t xml:space="preserve"> (愣住) 梅老师，我……我都二十二了，今年夏天毕业就工作了——</w:t>
       </w:r>
     </w:p>
     <w:p>
@@ -1410,12 +1410,12 @@
         <w:t>李雨彤:</w:t>
       </w:r>
       <w:r>
-        <w:t xml:space="preserve"> (从包里掏出一只白瓷杯) 我自己买的。小的，花了十二块。(把它放在那两只缺口杯子旁边) 不好意思，怕放在这儿，不合适。</w:t>
+        <w:t xml:space="preserve"> (从架子上拿下那只白瓷杯) 这是我自己买的。小的，花了十二块。(把它重新放在那两只缺口杯子旁边) 我平时都收起来，怕放在这儿，不合适。</w:t>
       </w:r>
     </w:p>
     <w:p>
       <w:r>
-        <w:t>(茶桌上，两只缺口杯子，旁边多了一只崭新的、没有一点缺口的白杯。三只杯子站成一排。)</w:t>
+        <w:t>(茶桌上，两只缺口杯子，旁边是那只崭新的、没有一点缺口的白杯。三只杯子站成一排。)</w:t>
       </w:r>
     </w:p>
     <w:p>
